--- a/dosyalar/8-sinif/arapca-8-2d2y-beceri.docx
+++ b/dosyalar/8-sinif/arapca-8-2d2y-beceri.docx
@@ -522,7 +522,7 @@
                 <w:szCs w:val="32"/>
                 <w:rtl/>
               </w:rPr>
-              <w:t xml:space="preserve">حَفْلَةُ التَّخْرِيجِ</w:t>
+              <w:t xml:space="preserve">حَفْلَةُ التَّخْرِيجِ</w:t>
             </w:r>
           </w:p>
           <w:p>
@@ -540,7 +540,7 @@
                 <w:szCs w:val="30"/>
                 <w:rtl/>
               </w:rPr>
-              <w:t xml:space="preserve">أَنَا سَلْمَانُ، طَالِبٌ فِي الصَّفِّ الثَّامِنِ.</w:t>
+              <w:t xml:space="preserve">أَنَا سَلْمَانُ، طَالِبٌ فِي الصَّفِّ الثَّامِنِ.</w:t>
             </w:r>
           </w:p>
           <w:p>
@@ -558,7 +558,7 @@
                 <w:szCs w:val="30"/>
                 <w:rtl/>
               </w:rPr>
-              <w:t xml:space="preserve">أَمْسِ كَانَتْ حَفْلَةُ التَّخْرِيجِ فِي قَاعَةِ الْمَدْرَسَةِ.</w:t>
+              <w:t xml:space="preserve">أَمْسِ كَانَتْ حَفْلَةُ التَّخْرِيجِ فِي قَاعَةِ المَدْرَسَةِ.</w:t>
             </w:r>
           </w:p>
           <w:p>
@@ -576,7 +576,7 @@
                 <w:szCs w:val="30"/>
                 <w:rtl/>
               </w:rPr>
-              <w:t xml:space="preserve">بَدَأَتِ الْحَفْلَةُ فِي السَّاعَةِ الثَّانِيَةِ وَالنِّصْفِ.</w:t>
+              <w:t xml:space="preserve">بَدَأَتِ الحَفْلَةُ فِي السَّاعَةِ الثَّانِيَةِ وَالنِّصْفِ.</w:t>
             </w:r>
           </w:p>
           <w:p>
@@ -594,7 +594,7 @@
                 <w:szCs w:val="30"/>
                 <w:rtl/>
               </w:rPr>
-              <w:t xml:space="preserve">وَزَّعَ الْمُدِيرُ الشَّهَادَاتِ عَلَى الطُّلَّابِ ثُمَّ شَكَرَ الْمُعَلِّمِينَ.</w:t>
+              <w:t xml:space="preserve">وَزَّعَ المُدِيرُ الشَّهَادَاتِ عَلَى الطُّلَّابِ ثُمَّ شَكَرَ المُعَلِّمِينَ.</w:t>
             </w:r>
           </w:p>
           <w:p>
@@ -612,7 +612,7 @@
                 <w:szCs w:val="30"/>
                 <w:rtl/>
               </w:rPr>
-              <w:t xml:space="preserve">وَدَّعْنَا أَصْدِقَاءَنَا وَبَكَتْ صَدِيقَتُنَا مِنَ الْفِرَاقِ.</w:t>
+              <w:t xml:space="preserve">وَدَّعْنَا أَصْدِقَاءَنَا وَبَكَتْ صَدِيقَتُنَا مِن الفِرَاقِ.</w:t>
             </w:r>
           </w:p>
           <w:p>
@@ -630,7 +630,7 @@
                 <w:szCs w:val="30"/>
                 <w:rtl/>
               </w:rPr>
-              <w:t xml:space="preserve">سَوْفَ أَذْهَبُ فِي الْعُطْلَةِ إِلَى الْبَحْرِ مَعَ أُسْرَتِي.</w:t>
+              <w:t xml:space="preserve">سَوْفَ أَذْهَبُ فِي العُطْلَةِ إِلَى البَحْرِ مَعَ أُسْرَتِي.</w:t>
             </w:r>
           </w:p>
           <w:p>
@@ -648,7 +648,7 @@
                 <w:szCs w:val="30"/>
                 <w:rtl/>
               </w:rPr>
-              <w:t xml:space="preserve">وَفِي الْمُسْتَقْبَلِ أُرِيدُ أَنْ أَكُونَ مُهَنْدِسًا بِإِذْنِ اللَّهِ.</w:t>
+              <w:t xml:space="preserve">وَفِي المُسْتَقْبَلِ أُرِيدُ أَنْ أَكُونَ مُهَنْدِسًا بِإِذْنِ اللَّهِ.</w:t>
             </w:r>
           </w:p>
         </w:tc>
@@ -702,7 +702,7 @@
           <w:szCs w:val="28"/>
           <w:rtl/>
         </w:rPr>
-        <w:t xml:space="preserve">مَتَى بَدَأَتِ الْحَفْلَةُ؟</w:t>
+        <w:t xml:space="preserve">مَتَى بَدَأَتِ الحَفْلَةُ؟</w:t>
       </w:r>
     </w:p>
     <w:tbl>
@@ -770,7 +770,7 @@
                 <w:szCs w:val="28"/>
                 <w:rtl/>
               </w:rPr>
-              <w:t xml:space="preserve">فِي السَّاعَةِ الرَّابِعَةِ</w:t>
+              <w:t xml:space="preserve">فِي السَّاعَةِ الرَّابِعَةِ</w:t>
             </w:r>
           </w:p>
         </w:tc>
@@ -819,7 +819,7 @@
                 <w:szCs w:val="28"/>
                 <w:rtl/>
               </w:rPr>
-              <w:t xml:space="preserve">فِي السَّاعَةِ الثَّانِيَةِ وَالنِّصْفِ</w:t>
+              <w:t xml:space="preserve">فِي السَّاعَةِ الثَّانِيَةِ وَالنِّصْفِ</w:t>
             </w:r>
           </w:p>
         </w:tc>
@@ -873,7 +873,7 @@
                 <w:szCs w:val="28"/>
                 <w:rtl/>
               </w:rPr>
-              <w:t xml:space="preserve">فِي السَّاعَةِ الْخَامِسَةِ</w:t>
+              <w:t xml:space="preserve">فِي السَّاعَةِ الخَامِسَةِ</w:t>
             </w:r>
           </w:p>
         </w:tc>
@@ -922,7 +922,7 @@
                 <w:szCs w:val="28"/>
                 <w:rtl/>
               </w:rPr>
-              <w:t xml:space="preserve">فِي السَّاعَةِ الثَّالِثَةِ</w:t>
+              <w:t xml:space="preserve">فِي السَّاعَةِ الثَّالِثَةِ</w:t>
             </w:r>
           </w:p>
         </w:tc>
@@ -958,7 +958,7 @@
           <w:szCs w:val="28"/>
           <w:rtl/>
         </w:rPr>
-        <w:t xml:space="preserve">مَنْ وَزَّعَ الشَّهَادَاتِ؟</w:t>
+        <w:t xml:space="preserve">مَنْ وَزَّعَ الشَّهَادَاتِ؟</w:t>
       </w:r>
     </w:p>
     <w:tbl>
@@ -1026,7 +1026,7 @@
                 <w:szCs w:val="28"/>
                 <w:rtl/>
               </w:rPr>
-              <w:t xml:space="preserve">اَلطَّالِبُ</w:t>
+              <w:t xml:space="preserve">اَلطَّالِبُ</w:t>
             </w:r>
           </w:p>
         </w:tc>
@@ -1075,7 +1075,7 @@
                 <w:szCs w:val="28"/>
                 <w:rtl/>
               </w:rPr>
-              <w:t xml:space="preserve">اَلْمُعَلِّمُ</w:t>
+              <w:t xml:space="preserve">اَلمُعَلِّمُ</w:t>
             </w:r>
           </w:p>
         </w:tc>
@@ -1129,7 +1129,7 @@
                 <w:szCs w:val="28"/>
                 <w:rtl/>
               </w:rPr>
-              <w:t xml:space="preserve">اَلْأَبُ</w:t>
+              <w:t xml:space="preserve">اَلأَبُ</w:t>
             </w:r>
           </w:p>
         </w:tc>
@@ -1178,7 +1178,7 @@
                 <w:szCs w:val="28"/>
                 <w:rtl/>
               </w:rPr>
-              <w:t xml:space="preserve">اَلْمُدِيرُ</w:t>
+              <w:t xml:space="preserve">اَلمُدِيرُ</w:t>
             </w:r>
           </w:p>
         </w:tc>
@@ -1214,7 +1214,7 @@
           <w:szCs w:val="28"/>
           <w:rtl/>
         </w:rPr>
-        <w:t xml:space="preserve">مَاذَا يُرِيدُ سَلْمَانُ أَنْ يَكُونَ فِي الْمُسْتَقْبَلِ؟</w:t>
+        <w:t xml:space="preserve">مَاذَا يُرِيدُ سَلْمَانُ أَنْ يَكُونَ فِي المُسْتَقْبَلِ؟</w:t>
       </w:r>
     </w:p>
     <w:tbl>
@@ -1434,7 +1434,7 @@
                 <w:szCs w:val="28"/>
                 <w:rtl/>
               </w:rPr>
-              <w:t xml:space="preserve">مُعَلِّمًا</w:t>
+              <w:t xml:space="preserve">مُعَلِّمًا</w:t>
             </w:r>
           </w:p>
         </w:tc>
@@ -1802,7 +1802,7 @@
                 <w:szCs w:val="28"/>
                 <w:rtl/>
               </w:rPr>
-              <w:t xml:space="preserve">يُحِبُّ عُمَرُ كُرَةَ الْقَدَمِ.</w:t>
+              <w:t xml:space="preserve">يُحِبُّ عُمَر كُرَةَ القَدَمِ.</w:t>
             </w:r>
           </w:p>
         </w:tc>
@@ -1928,7 +1928,7 @@
                 <w:szCs w:val="28"/>
                 <w:rtl/>
               </w:rPr>
-              <w:t xml:space="preserve">يَتَدَرَّبُ عُمَرُ مَرَّةً وَاحِدَةً فِي الْأُسْبُوعِ.</w:t>
+              <w:t xml:space="preserve">يَتَدَرَّبُ عُمَر مَرَّةً وَاحِدَةً فِي الأُسْبُوعِ.</w:t>
             </w:r>
           </w:p>
         </w:tc>
@@ -2054,7 +2054,7 @@
                 <w:szCs w:val="28"/>
                 <w:rtl/>
               </w:rPr>
-              <w:t xml:space="preserve">اِنْتَهَتِ الْمُبَارَاةُ بِنَتِيجَةِ ثَلَاثَةِ أَهْدَافٍ.</w:t>
+              <w:t xml:space="preserve">اِنْتَهَتِ المُبَارَاةُ بِنَتِيجَةِ ثَلَاثَةِ أَهْدَافٍ.</w:t>
             </w:r>
           </w:p>
         </w:tc>
@@ -2180,7 +2180,7 @@
                 <w:szCs w:val="28"/>
                 <w:rtl/>
               </w:rPr>
-              <w:t xml:space="preserve">اَلرِّيَاضَةُ تُقَوِّي الْجِسْمَ.</w:t>
+              <w:t xml:space="preserve">اَلرِّيَاضَةُ تُقَوِّي الجِسْمَ.</w:t>
             </w:r>
           </w:p>
         </w:tc>
@@ -2306,7 +2306,7 @@
                 <w:szCs w:val="28"/>
                 <w:rtl/>
               </w:rPr>
-              <w:t xml:space="preserve">سَوْفَ يَتْرُكُ عُمَرُ الرِّيَاضَةَ بَعْدَ الْمَدْرَسَةِ.</w:t>
+              <w:t xml:space="preserve">سَوْفَ يَتْرُكُ عُمَر الرِّيَاضَةَ بَعْدَ المَدْرَسَةِ.</w:t>
             </w:r>
           </w:p>
         </w:tc>
@@ -2785,7 +2785,7 @@
                 <w:szCs w:val="28"/>
                 <w:rtl/>
               </w:rPr>
-              <w:t xml:space="preserve">مَعَ السَّلَامَةِ!</w:t>
+              <w:t xml:space="preserve">مَعَ السَّلَامَةِ!</w:t>
             </w:r>
           </w:p>
         </w:tc>
@@ -2890,7 +2890,7 @@
                 <w:szCs w:val="28"/>
                 <w:rtl/>
               </w:rPr>
-              <w:t xml:space="preserve">أَيْنَ الشَّهَادَةُ؟</w:t>
+              <w:t xml:space="preserve">أَيْن الشَّهَادَةُ؟</w:t>
             </w:r>
           </w:p>
         </w:tc>
@@ -2940,7 +2940,7 @@
                 <w:szCs w:val="28"/>
                 <w:rtl/>
               </w:rPr>
-              <w:t xml:space="preserve">أَنَا مُتْعَبٌ جِدًّا.</w:t>
+              <w:t xml:space="preserve">أَنَا مُتْعَبٌ جِدًّا.</w:t>
             </w:r>
           </w:p>
         </w:tc>
@@ -2963,7 +2963,7 @@
           <w:sz w:val="20"/>
           <w:szCs w:val="20"/>
         </w:rPr>
-        <w:t xml:space="preserve">3.  «مَا أَجْمَلَ هَذَا الْيَوْمَ» ifadesi neyi anlatır?</w:t>
+        <w:t xml:space="preserve">3.  «مَا أَجْمَلَ هَذَا اليَوْمَ» ifadesi neyi anlatır?</w:t>
       </w:r>
     </w:p>
     <w:tbl>
@@ -3275,7 +3275,7 @@
                 <w:szCs w:val="28"/>
                 <w:rtl/>
               </w:rPr>
-              <w:t xml:space="preserve">اِسْتَعِدَّ لِلتَّدْرِيبِ!</w:t>
+              <w:t xml:space="preserve">اِسْتَعِدَّ لِلتَّدْرِيبِ!</w:t>
             </w:r>
           </w:p>
         </w:tc>
@@ -3380,7 +3380,7 @@
                 <w:szCs w:val="28"/>
                 <w:rtl/>
               </w:rPr>
-              <w:t xml:space="preserve">اُدْخُلِ الصَّفَّ!</w:t>
+              <w:t xml:space="preserve">اُدْخُلِ الصَّفَّ!</w:t>
             </w:r>
           </w:p>
         </w:tc>
@@ -3430,7 +3430,7 @@
                 <w:szCs w:val="28"/>
                 <w:rtl/>
               </w:rPr>
-              <w:t xml:space="preserve">اُكْتُبِ الْوَاجِبَ!</w:t>
+              <w:t xml:space="preserve">اُكْتُبِ الوَاجِبَ!</w:t>
             </w:r>
           </w:p>
         </w:tc>
@@ -3453,7 +3453,7 @@
           <w:sz w:val="20"/>
           <w:szCs w:val="20"/>
         </w:rPr>
-        <w:t xml:space="preserve">5.  «سَأَزُورُ قَرْيَتِي فِي الصَّيْفِ» cümlesindeki fiil hangi zamandadır?</w:t>
+        <w:t xml:space="preserve">5.  «سَأَزُورُ قَرْيَتِي فِي الصَّيْفِ» cümlesindeki fiil hangi zamandadır?</w:t>
       </w:r>
     </w:p>
     <w:tbl>
@@ -3947,7 +3947,7 @@
                 <w:szCs w:val="28"/>
                 <w:rtl/>
               </w:rPr>
-              <w:t xml:space="preserve">سَأَذْهَبُ إِلَى الْبَحْرِ فِي الْعُطْلَةِ.</w:t>
+              <w:t xml:space="preserve">سَأَذْهَبُ إِلَى البَحْرِ فِي العُطْلَةِ.</w:t>
             </w:r>
           </w:p>
         </w:tc>
@@ -4117,7 +4117,7 @@
                 <w:szCs w:val="28"/>
                 <w:rtl/>
               </w:rPr>
-              <w:t xml:space="preserve">إِلَى اللِّقَاءِ يَا صَدِيقِي!</w:t>
+              <w:t xml:space="preserve">إِلَى اللِّقَاءِ يَا صَدِيقِي!</w:t>
             </w:r>
           </w:p>
         </w:tc>
@@ -4627,7 +4627,7 @@
                 <w:szCs w:val="28"/>
                 <w:rtl/>
               </w:rPr>
-              <w:t xml:space="preserve">أُشَجِّعُ الْمُنْتَخَبَ الْوَطَنِيَّ.</w:t>
+              <w:t xml:space="preserve">أُشَجِّعُ المُنْتَخَبَ الوَطَنِيَّ.</w:t>
             </w:r>
           </w:p>
         </w:tc>
@@ -4779,7 +4779,7 @@
                 <w:szCs w:val="30"/>
                 <w:rtl/>
               </w:rPr>
-              <w:t xml:space="preserve">التَّخْرِيجِ   —   الشَّهَادَاتِ   —   الْفِرَاقِ   —   الْبَحْرِ   —   مُهَنْدِسًا</w:t>
+              <w:t xml:space="preserve">التَّخْرِيجِ   —   الشَّهَادَاتِ   —   الفِرَاقِ   —   البَحْرِ   —   مُهَنْدِسًا</w:t>
             </w:r>
           </w:p>
         </w:tc>
@@ -4886,7 +4886,7 @@
                 <w:szCs w:val="28"/>
                 <w:rtl/>
               </w:rPr>
-              <w:t xml:space="preserve">أَمْسِ كَانَتْ حَفْلَةُ ……………………… فِي قَاعَةِ الْمَدْرَسَةِ.</w:t>
+              <w:t xml:space="preserve">أَمْسِ كَانَتْ حَفْلَةُ ……………………… فِي قَاعَةِ المَدْرَسَةِ.</w:t>
             </w:r>
           </w:p>
         </w:tc>
@@ -4958,7 +4958,7 @@
                 <w:szCs w:val="28"/>
                 <w:rtl/>
               </w:rPr>
-              <w:t xml:space="preserve">وَزَّعَ الْمُدِيرُ ……………………… عَلَى الطُّلَّابِ.</w:t>
+              <w:t xml:space="preserve">وَزَّعَ المُدِيرُ ……………………… عَلَى الطُّلَّابِ.</w:t>
             </w:r>
           </w:p>
         </w:tc>
@@ -5030,7 +5030,7 @@
                 <w:szCs w:val="28"/>
                 <w:rtl/>
               </w:rPr>
-              <w:t xml:space="preserve">بَكَتْ صَدِيقَتُنَا مِنَ ……………………… .</w:t>
+              <w:t xml:space="preserve">بَكَتْ صَدِيقَتُنَا مِنْ ……………………… .</w:t>
             </w:r>
           </w:p>
         </w:tc>
@@ -5174,7 +5174,7 @@
                 <w:szCs w:val="28"/>
                 <w:rtl/>
               </w:rPr>
-              <w:t xml:space="preserve">يُرِيدُ سَلْمَانُ أَنْ يَكُونَ ……………………… فِي الْمُسْتَقْبَلِ.</w:t>
+              <w:t xml:space="preserve">يُرِيدُ سَلْمَانُ أَنْ يَكُونَ ……………………… فِي المُسْتَقْبَلِ.</w:t>
             </w:r>
           </w:p>
         </w:tc>
@@ -5539,7 +5539,7 @@
                 <w:szCs w:val="30"/>
                 <w:rtl/>
               </w:rPr>
-              <w:t xml:space="preserve">وَدَّعْنَا</w:t>
+              <w:t xml:space="preserve">وَدَّعْنَا</w:t>
             </w:r>
           </w:p>
         </w:tc>
@@ -6692,7 +6692,7 @@
                 <w:szCs w:val="30"/>
                 <w:rtl/>
               </w:rPr>
-              <w:t xml:space="preserve">اَلْوَدَاعُ   —   اَلْفِرَاقُ   —   إِلَى اللِّقَاءِ   —   اَلْعُطْلَةُ   —   اَلصَّيْفُ   —   سَوْفَ   —   اَلزِّيَارَةُ   —   اَلنَّجَاحُ</w:t>
+              <w:t xml:space="preserve">اَلوَدَاعُ   —   اَلفِرَاقُ   —   إِلَى اللِّقَاءِ   —   اَلعُطْلَةُ   —   اَلصَّيْفُ   —   سَوْفَ   —   اَلزِّيَارَةُ   —   اَلنَّجَاحُ</w:t>
             </w:r>
           </w:p>
         </w:tc>
@@ -7220,7 +7220,7 @@
                 <w:sz w:val="19"/>
                 <w:szCs w:val="19"/>
               </w:rPr>
-              <w:t xml:space="preserve">d) Örnek: أُرِيدُ أَنْ أَكُونَ مُعَلِّمًا. (3 puan)</w:t>
+              <w:t xml:space="preserve">d) Örnek: أُرِيدُ أَنْ أَكُونَ مُعَلِّمًا. (3 puan)</w:t>
             </w:r>
           </w:p>
         </w:tc>
@@ -7332,7 +7332,7 @@
                 <w:sz w:val="19"/>
                 <w:szCs w:val="19"/>
               </w:rPr>
-              <w:t xml:space="preserve">أَنَا عُمَرُ. أُحِبُّ كُرَةَ الْقَدَمِ كَثِيرًا وَأَتَدَرَّبُ ثَلَاثَ مَرَّاتٍ فِي الْأُسْبُوعِ. أَمْسِ اِنْتَهَتِ الْمُبَارَاةُ بِنَتِيجَةِ ثَلَاثَةِ أَهْدَافٍ. اَلرِّيَاضَةُ تُقَوِّي الْجِسْمَ؛ لِذَلِكَ سَوْفَ أُوَاصِلُ التَّدْرِيبَ بَعْدَ الْمَدْرَسَةِ.</w:t>
+              <w:t xml:space="preserve">أَنَا عُمَر. أُحِبُّ كُرَةَ القَدَمِ كَثِيرًا وَأَتَدَرَّبُ ثَلَاثَ مَرَّاتٍ فِي الأُسْبُوعِ. أَمْسِ اِنْتَهَتِ المُبَارَاةُ بِنَتِيجَةِ ثَلَاثَةِ أَهْدَافٍ. اَلرِّيَاضَةُ تُقَوِّي الجِسْمَ؛ لِذَلِكَ سَوْفَ أُوَاصِلُ التَّدْرِيبَ بَعْدَ المَدْرَسَةِ.</w:t>
             </w:r>
           </w:p>
           <w:p>
@@ -7632,7 +7632,7 @@
                 <w:szCs w:val="27"/>
                 <w:rtl/>
               </w:rPr>
-              <w:t xml:space="preserve">التَّخْرِيجِ ، الشَّهَادَاتِ ، الْفِرَاقِ ، الْبَحْرِ ، مُهَنْدِسًا</w:t>
+              <w:t xml:space="preserve">التَّخْرِيجِ ، الشَّهَادَاتِ ، الفِرَاقِ ، البَحْرِ ، مُهَنْدِسًا</w:t>
             </w:r>
           </w:p>
         </w:tc>
@@ -7820,7 +7820,7 @@
                 <w:szCs w:val="27"/>
                 <w:rtl/>
               </w:rPr>
-              <w:t xml:space="preserve">بَدَأَتِ الْحَفْلَةُ فِي السَّاعَةِ الثَّانِيَةِ وَالنِّصْفِ.</w:t>
+              <w:t xml:space="preserve">بَدَأَتِ الحَفْلَةُ فِي السَّاعَةِ الثَّانِيَةِ وَالنِّصْفِ.</w:t>
             </w:r>
           </w:p>
           <w:p>
@@ -7838,7 +7838,7 @@
                 <w:szCs w:val="27"/>
                 <w:rtl/>
               </w:rPr>
-              <w:t xml:space="preserve">وَزَّعَ الْمُدِيرُ الشَّهَادَاتِ. · شَكَرَ الْمُدِيرُ الْمُعَلِّمِينَ.</w:t>
+              <w:t xml:space="preserve">وَزَّعَ المُدِيرُ الشَّهَادَاتِ. · شَكَرَ المُدِيرُ المُعَلِّمِينَ.</w:t>
             </w:r>
           </w:p>
           <w:p>
@@ -7856,7 +7856,7 @@
                 <w:szCs w:val="27"/>
                 <w:rtl/>
               </w:rPr>
-              <w:t xml:space="preserve">سَوْفَ يَذْهَبُ إِلَى الْبَحْرِ مَعَ أُسْرَتِهِ. · يُرِيدُ أَنْ يَكُونَ مُهَنْدِسًا.</w:t>
+              <w:t xml:space="preserve">سَوْفَ يَذْهَبُ إِلَى البَحْرِ مَعَ أُسْرَتِهِ. · يُرِيدُ أَنْ يَكُونَ مُهَنْدِسًا.</w:t>
             </w:r>
           </w:p>
         </w:tc>

--- a/dosyalar/8-sinif/arapca-8-2d2y-beceri.docx
+++ b/dosyalar/8-sinif/arapca-8-2d2y-beceri.docx
@@ -514,7 +514,7 @@
             </w:pPr>
             <w:r>
               <w:rPr>
-                <w:rFonts w:ascii="Markazi Text" w:cs="Markazi Text" w:eastAsia="Markazi Text" w:hAnsi="Markazi Text"/>
+                <w:rFonts w:ascii="Arakom" w:cs="Arakom" w:eastAsia="Arakom" w:hAnsi="Arakom"/>
                 <w:b/>
                 <w:bCs/>
                 <w:color w:val="111111"/>
@@ -532,7 +532,7 @@
             </w:pPr>
             <w:r>
               <w:rPr>
-                <w:rFonts w:ascii="Markazi Text" w:cs="Markazi Text" w:eastAsia="Markazi Text" w:hAnsi="Markazi Text"/>
+                <w:rFonts w:ascii="Arakom" w:cs="Arakom" w:eastAsia="Arakom" w:hAnsi="Arakom"/>
                 <w:b w:val="false"/>
                 <w:bCs w:val="false"/>
                 <w:color w:val="111111"/>
@@ -550,7 +550,7 @@
             </w:pPr>
             <w:r>
               <w:rPr>
-                <w:rFonts w:ascii="Markazi Text" w:cs="Markazi Text" w:eastAsia="Markazi Text" w:hAnsi="Markazi Text"/>
+                <w:rFonts w:ascii="Arakom" w:cs="Arakom" w:eastAsia="Arakom" w:hAnsi="Arakom"/>
                 <w:b w:val="false"/>
                 <w:bCs w:val="false"/>
                 <w:color w:val="111111"/>
@@ -568,7 +568,7 @@
             </w:pPr>
             <w:r>
               <w:rPr>
-                <w:rFonts w:ascii="Markazi Text" w:cs="Markazi Text" w:eastAsia="Markazi Text" w:hAnsi="Markazi Text"/>
+                <w:rFonts w:ascii="Arakom" w:cs="Arakom" w:eastAsia="Arakom" w:hAnsi="Arakom"/>
                 <w:b w:val="false"/>
                 <w:bCs w:val="false"/>
                 <w:color w:val="111111"/>
@@ -586,7 +586,7 @@
             </w:pPr>
             <w:r>
               <w:rPr>
-                <w:rFonts w:ascii="Markazi Text" w:cs="Markazi Text" w:eastAsia="Markazi Text" w:hAnsi="Markazi Text"/>
+                <w:rFonts w:ascii="Arakom" w:cs="Arakom" w:eastAsia="Arakom" w:hAnsi="Arakom"/>
                 <w:b w:val="false"/>
                 <w:bCs w:val="false"/>
                 <w:color w:val="111111"/>
@@ -604,7 +604,7 @@
             </w:pPr>
             <w:r>
               <w:rPr>
-                <w:rFonts w:ascii="Markazi Text" w:cs="Markazi Text" w:eastAsia="Markazi Text" w:hAnsi="Markazi Text"/>
+                <w:rFonts w:ascii="Arakom" w:cs="Arakom" w:eastAsia="Arakom" w:hAnsi="Arakom"/>
                 <w:b w:val="false"/>
                 <w:bCs w:val="false"/>
                 <w:color w:val="111111"/>
@@ -622,7 +622,7 @@
             </w:pPr>
             <w:r>
               <w:rPr>
-                <w:rFonts w:ascii="Markazi Text" w:cs="Markazi Text" w:eastAsia="Markazi Text" w:hAnsi="Markazi Text"/>
+                <w:rFonts w:ascii="Arakom" w:cs="Arakom" w:eastAsia="Arakom" w:hAnsi="Arakom"/>
                 <w:b w:val="false"/>
                 <w:bCs w:val="false"/>
                 <w:color w:val="111111"/>
@@ -640,7 +640,7 @@
             </w:pPr>
             <w:r>
               <w:rPr>
-                <w:rFonts w:ascii="Markazi Text" w:cs="Markazi Text" w:eastAsia="Markazi Text" w:hAnsi="Markazi Text"/>
+                <w:rFonts w:ascii="Arakom" w:cs="Arakom" w:eastAsia="Arakom" w:hAnsi="Arakom"/>
                 <w:b w:val="false"/>
                 <w:bCs w:val="false"/>
                 <w:color w:val="111111"/>
@@ -694,7 +694,7 @@
       </w:r>
       <w:r>
         <w:rPr>
-          <w:rFonts w:ascii="Markazi Text" w:cs="Markazi Text" w:eastAsia="Markazi Text" w:hAnsi="Markazi Text"/>
+          <w:rFonts w:ascii="Arakom" w:cs="Arakom" w:eastAsia="Arakom" w:hAnsi="Arakom"/>
           <w:b w:val="false"/>
           <w:bCs w:val="false"/>
           <w:color w:val="111111"/>
@@ -762,7 +762,7 @@
             </w:r>
             <w:r>
               <w:rPr>
-                <w:rFonts w:ascii="Markazi Text" w:cs="Markazi Text" w:eastAsia="Markazi Text" w:hAnsi="Markazi Text"/>
+                <w:rFonts w:ascii="Arakom" w:cs="Arakom" w:eastAsia="Arakom" w:hAnsi="Arakom"/>
                 <w:b w:val="false"/>
                 <w:bCs w:val="false"/>
                 <w:color w:val="111111"/>
@@ -811,7 +811,7 @@
             </w:r>
             <w:r>
               <w:rPr>
-                <w:rFonts w:ascii="Markazi Text" w:cs="Markazi Text" w:eastAsia="Markazi Text" w:hAnsi="Markazi Text"/>
+                <w:rFonts w:ascii="Arakom" w:cs="Arakom" w:eastAsia="Arakom" w:hAnsi="Arakom"/>
                 <w:b w:val="false"/>
                 <w:bCs w:val="false"/>
                 <w:color w:val="111111"/>
@@ -865,7 +865,7 @@
             </w:r>
             <w:r>
               <w:rPr>
-                <w:rFonts w:ascii="Markazi Text" w:cs="Markazi Text" w:eastAsia="Markazi Text" w:hAnsi="Markazi Text"/>
+                <w:rFonts w:ascii="Arakom" w:cs="Arakom" w:eastAsia="Arakom" w:hAnsi="Arakom"/>
                 <w:b w:val="false"/>
                 <w:bCs w:val="false"/>
                 <w:color w:val="111111"/>
@@ -914,7 +914,7 @@
             </w:r>
             <w:r>
               <w:rPr>
-                <w:rFonts w:ascii="Markazi Text" w:cs="Markazi Text" w:eastAsia="Markazi Text" w:hAnsi="Markazi Text"/>
+                <w:rFonts w:ascii="Arakom" w:cs="Arakom" w:eastAsia="Arakom" w:hAnsi="Arakom"/>
                 <w:b w:val="false"/>
                 <w:bCs w:val="false"/>
                 <w:color w:val="111111"/>
@@ -950,7 +950,7 @@
       </w:r>
       <w:r>
         <w:rPr>
-          <w:rFonts w:ascii="Markazi Text" w:cs="Markazi Text" w:eastAsia="Markazi Text" w:hAnsi="Markazi Text"/>
+          <w:rFonts w:ascii="Arakom" w:cs="Arakom" w:eastAsia="Arakom" w:hAnsi="Arakom"/>
           <w:b w:val="false"/>
           <w:bCs w:val="false"/>
           <w:color w:val="111111"/>
@@ -1018,7 +1018,7 @@
             </w:r>
             <w:r>
               <w:rPr>
-                <w:rFonts w:ascii="Markazi Text" w:cs="Markazi Text" w:eastAsia="Markazi Text" w:hAnsi="Markazi Text"/>
+                <w:rFonts w:ascii="Arakom" w:cs="Arakom" w:eastAsia="Arakom" w:hAnsi="Arakom"/>
                 <w:b w:val="false"/>
                 <w:bCs w:val="false"/>
                 <w:color w:val="111111"/>
@@ -1067,7 +1067,7 @@
             </w:r>
             <w:r>
               <w:rPr>
-                <w:rFonts w:ascii="Markazi Text" w:cs="Markazi Text" w:eastAsia="Markazi Text" w:hAnsi="Markazi Text"/>
+                <w:rFonts w:ascii="Arakom" w:cs="Arakom" w:eastAsia="Arakom" w:hAnsi="Arakom"/>
                 <w:b w:val="false"/>
                 <w:bCs w:val="false"/>
                 <w:color w:val="111111"/>
@@ -1121,7 +1121,7 @@
             </w:r>
             <w:r>
               <w:rPr>
-                <w:rFonts w:ascii="Markazi Text" w:cs="Markazi Text" w:eastAsia="Markazi Text" w:hAnsi="Markazi Text"/>
+                <w:rFonts w:ascii="Arakom" w:cs="Arakom" w:eastAsia="Arakom" w:hAnsi="Arakom"/>
                 <w:b w:val="false"/>
                 <w:bCs w:val="false"/>
                 <w:color w:val="111111"/>
@@ -1170,7 +1170,7 @@
             </w:r>
             <w:r>
               <w:rPr>
-                <w:rFonts w:ascii="Markazi Text" w:cs="Markazi Text" w:eastAsia="Markazi Text" w:hAnsi="Markazi Text"/>
+                <w:rFonts w:ascii="Arakom" w:cs="Arakom" w:eastAsia="Arakom" w:hAnsi="Arakom"/>
                 <w:b w:val="false"/>
                 <w:bCs w:val="false"/>
                 <w:color w:val="111111"/>
@@ -1206,7 +1206,7 @@
       </w:r>
       <w:r>
         <w:rPr>
-          <w:rFonts w:ascii="Markazi Text" w:cs="Markazi Text" w:eastAsia="Markazi Text" w:hAnsi="Markazi Text"/>
+          <w:rFonts w:ascii="Arakom" w:cs="Arakom" w:eastAsia="Arakom" w:hAnsi="Arakom"/>
           <w:b w:val="false"/>
           <w:bCs w:val="false"/>
           <w:color w:val="111111"/>
@@ -1274,7 +1274,7 @@
             </w:r>
             <w:r>
               <w:rPr>
-                <w:rFonts w:ascii="Markazi Text" w:cs="Markazi Text" w:eastAsia="Markazi Text" w:hAnsi="Markazi Text"/>
+                <w:rFonts w:ascii="Arakom" w:cs="Arakom" w:eastAsia="Arakom" w:hAnsi="Arakom"/>
                 <w:b w:val="false"/>
                 <w:bCs w:val="false"/>
                 <w:color w:val="111111"/>
@@ -1323,7 +1323,7 @@
             </w:r>
             <w:r>
               <w:rPr>
-                <w:rFonts w:ascii="Markazi Text" w:cs="Markazi Text" w:eastAsia="Markazi Text" w:hAnsi="Markazi Text"/>
+                <w:rFonts w:ascii="Arakom" w:cs="Arakom" w:eastAsia="Arakom" w:hAnsi="Arakom"/>
                 <w:b w:val="false"/>
                 <w:bCs w:val="false"/>
                 <w:color w:val="111111"/>
@@ -1377,7 +1377,7 @@
             </w:r>
             <w:r>
               <w:rPr>
-                <w:rFonts w:ascii="Markazi Text" w:cs="Markazi Text" w:eastAsia="Markazi Text" w:hAnsi="Markazi Text"/>
+                <w:rFonts w:ascii="Arakom" w:cs="Arakom" w:eastAsia="Arakom" w:hAnsi="Arakom"/>
                 <w:b w:val="false"/>
                 <w:bCs w:val="false"/>
                 <w:color w:val="111111"/>
@@ -1426,7 +1426,7 @@
             </w:r>
             <w:r>
               <w:rPr>
-                <w:rFonts w:ascii="Markazi Text" w:cs="Markazi Text" w:eastAsia="Markazi Text" w:hAnsi="Markazi Text"/>
+                <w:rFonts w:ascii="Arakom" w:cs="Arakom" w:eastAsia="Arakom" w:hAnsi="Arakom"/>
                 <w:b w:val="false"/>
                 <w:bCs w:val="false"/>
                 <w:color w:val="111111"/>
@@ -1794,7 +1794,7 @@
             </w:pPr>
             <w:r>
               <w:rPr>
-                <w:rFonts w:ascii="Markazi Text" w:cs="Markazi Text" w:eastAsia="Markazi Text" w:hAnsi="Markazi Text"/>
+                <w:rFonts w:ascii="Arakom" w:cs="Arakom" w:eastAsia="Arakom" w:hAnsi="Arakom"/>
                 <w:b w:val="false"/>
                 <w:bCs w:val="false"/>
                 <w:color w:val="111111"/>
@@ -1920,7 +1920,7 @@
             </w:pPr>
             <w:r>
               <w:rPr>
-                <w:rFonts w:ascii="Markazi Text" w:cs="Markazi Text" w:eastAsia="Markazi Text" w:hAnsi="Markazi Text"/>
+                <w:rFonts w:ascii="Arakom" w:cs="Arakom" w:eastAsia="Arakom" w:hAnsi="Arakom"/>
                 <w:b w:val="false"/>
                 <w:bCs w:val="false"/>
                 <w:color w:val="111111"/>
@@ -2046,7 +2046,7 @@
             </w:pPr>
             <w:r>
               <w:rPr>
-                <w:rFonts w:ascii="Markazi Text" w:cs="Markazi Text" w:eastAsia="Markazi Text" w:hAnsi="Markazi Text"/>
+                <w:rFonts w:ascii="Arakom" w:cs="Arakom" w:eastAsia="Arakom" w:hAnsi="Arakom"/>
                 <w:b w:val="false"/>
                 <w:bCs w:val="false"/>
                 <w:color w:val="111111"/>
@@ -2172,7 +2172,7 @@
             </w:pPr>
             <w:r>
               <w:rPr>
-                <w:rFonts w:ascii="Markazi Text" w:cs="Markazi Text" w:eastAsia="Markazi Text" w:hAnsi="Markazi Text"/>
+                <w:rFonts w:ascii="Arakom" w:cs="Arakom" w:eastAsia="Arakom" w:hAnsi="Arakom"/>
                 <w:b w:val="false"/>
                 <w:bCs w:val="false"/>
                 <w:color w:val="111111"/>
@@ -2298,7 +2298,7 @@
             </w:pPr>
             <w:r>
               <w:rPr>
-                <w:rFonts w:ascii="Markazi Text" w:cs="Markazi Text" w:eastAsia="Markazi Text" w:hAnsi="Markazi Text"/>
+                <w:rFonts w:ascii="Arakom" w:cs="Arakom" w:eastAsia="Arakom" w:hAnsi="Arakom"/>
                 <w:b w:val="false"/>
                 <w:bCs w:val="false"/>
                 <w:color w:val="111111"/>
@@ -2777,7 +2777,7 @@
             </w:r>
             <w:r>
               <w:rPr>
-                <w:rFonts w:ascii="Markazi Text" w:cs="Markazi Text" w:eastAsia="Markazi Text" w:hAnsi="Markazi Text"/>
+                <w:rFonts w:ascii="Arakom" w:cs="Arakom" w:eastAsia="Arakom" w:hAnsi="Arakom"/>
                 <w:b w:val="false"/>
                 <w:bCs w:val="false"/>
                 <w:color w:val="111111"/>
@@ -2827,7 +2827,7 @@
             </w:r>
             <w:r>
               <w:rPr>
-                <w:rFonts w:ascii="Markazi Text" w:cs="Markazi Text" w:eastAsia="Markazi Text" w:hAnsi="Markazi Text"/>
+                <w:rFonts w:ascii="Arakom" w:cs="Arakom" w:eastAsia="Arakom" w:hAnsi="Arakom"/>
                 <w:b w:val="false"/>
                 <w:bCs w:val="false"/>
                 <w:color w:val="111111"/>
@@ -2882,7 +2882,7 @@
             </w:r>
             <w:r>
               <w:rPr>
-                <w:rFonts w:ascii="Markazi Text" w:cs="Markazi Text" w:eastAsia="Markazi Text" w:hAnsi="Markazi Text"/>
+                <w:rFonts w:ascii="Arakom" w:cs="Arakom" w:eastAsia="Arakom" w:hAnsi="Arakom"/>
                 <w:b w:val="false"/>
                 <w:bCs w:val="false"/>
                 <w:color w:val="111111"/>
@@ -2932,7 +2932,7 @@
             </w:r>
             <w:r>
               <w:rPr>
-                <w:rFonts w:ascii="Markazi Text" w:cs="Markazi Text" w:eastAsia="Markazi Text" w:hAnsi="Markazi Text"/>
+                <w:rFonts w:ascii="Arakom" w:cs="Arakom" w:eastAsia="Arakom" w:hAnsi="Arakom"/>
                 <w:b w:val="false"/>
                 <w:bCs w:val="false"/>
                 <w:color w:val="111111"/>
@@ -3267,7 +3267,7 @@
             </w:r>
             <w:r>
               <w:rPr>
-                <w:rFonts w:ascii="Markazi Text" w:cs="Markazi Text" w:eastAsia="Markazi Text" w:hAnsi="Markazi Text"/>
+                <w:rFonts w:ascii="Arakom" w:cs="Arakom" w:eastAsia="Arakom" w:hAnsi="Arakom"/>
                 <w:b w:val="false"/>
                 <w:bCs w:val="false"/>
                 <w:color w:val="111111"/>
@@ -3317,7 +3317,7 @@
             </w:r>
             <w:r>
               <w:rPr>
-                <w:rFonts w:ascii="Markazi Text" w:cs="Markazi Text" w:eastAsia="Markazi Text" w:hAnsi="Markazi Text"/>
+                <w:rFonts w:ascii="Arakom" w:cs="Arakom" w:eastAsia="Arakom" w:hAnsi="Arakom"/>
                 <w:b w:val="false"/>
                 <w:bCs w:val="false"/>
                 <w:color w:val="111111"/>
@@ -3372,7 +3372,7 @@
             </w:r>
             <w:r>
               <w:rPr>
-                <w:rFonts w:ascii="Markazi Text" w:cs="Markazi Text" w:eastAsia="Markazi Text" w:hAnsi="Markazi Text"/>
+                <w:rFonts w:ascii="Arakom" w:cs="Arakom" w:eastAsia="Arakom" w:hAnsi="Arakom"/>
                 <w:b w:val="false"/>
                 <w:bCs w:val="false"/>
                 <w:color w:val="111111"/>
@@ -3422,7 +3422,7 @@
             </w:r>
             <w:r>
               <w:rPr>
-                <w:rFonts w:ascii="Markazi Text" w:cs="Markazi Text" w:eastAsia="Markazi Text" w:hAnsi="Markazi Text"/>
+                <w:rFonts w:ascii="Arakom" w:cs="Arakom" w:eastAsia="Arakom" w:hAnsi="Arakom"/>
                 <w:b w:val="false"/>
                 <w:bCs w:val="false"/>
                 <w:color w:val="111111"/>
@@ -3939,7 +3939,7 @@
             </w:pPr>
             <w:r>
               <w:rPr>
-                <w:rFonts w:ascii="Markazi Text" w:cs="Markazi Text" w:eastAsia="Markazi Text" w:hAnsi="Markazi Text"/>
+                <w:rFonts w:ascii="Arakom" w:cs="Arakom" w:eastAsia="Arakom" w:hAnsi="Arakom"/>
                 <w:b w:val="false"/>
                 <w:bCs w:val="false"/>
                 <w:color w:val="111111"/>
@@ -4109,7 +4109,7 @@
             </w:pPr>
             <w:r>
               <w:rPr>
-                <w:rFonts w:ascii="Markazi Text" w:cs="Markazi Text" w:eastAsia="Markazi Text" w:hAnsi="Markazi Text"/>
+                <w:rFonts w:ascii="Arakom" w:cs="Arakom" w:eastAsia="Arakom" w:hAnsi="Arakom"/>
                 <w:b w:val="false"/>
                 <w:bCs w:val="false"/>
                 <w:color w:val="111111"/>
@@ -4279,7 +4279,7 @@
             </w:pPr>
             <w:r>
               <w:rPr>
-                <w:rFonts w:ascii="Markazi Text" w:cs="Markazi Text" w:eastAsia="Markazi Text" w:hAnsi="Markazi Text"/>
+                <w:rFonts w:ascii="Arakom" w:cs="Arakom" w:eastAsia="Arakom" w:hAnsi="Arakom"/>
                 <w:b w:val="false"/>
                 <w:bCs w:val="false"/>
                 <w:color w:val="111111"/>
@@ -4449,7 +4449,7 @@
             </w:pPr>
             <w:r>
               <w:rPr>
-                <w:rFonts w:ascii="Markazi Text" w:cs="Markazi Text" w:eastAsia="Markazi Text" w:hAnsi="Markazi Text"/>
+                <w:rFonts w:ascii="Arakom" w:cs="Arakom" w:eastAsia="Arakom" w:hAnsi="Arakom"/>
                 <w:b w:val="false"/>
                 <w:bCs w:val="false"/>
                 <w:color w:val="111111"/>
@@ -4619,7 +4619,7 @@
             </w:pPr>
             <w:r>
               <w:rPr>
-                <w:rFonts w:ascii="Markazi Text" w:cs="Markazi Text" w:eastAsia="Markazi Text" w:hAnsi="Markazi Text"/>
+                <w:rFonts w:ascii="Arakom" w:cs="Arakom" w:eastAsia="Arakom" w:hAnsi="Arakom"/>
                 <w:b w:val="false"/>
                 <w:bCs w:val="false"/>
                 <w:color w:val="111111"/>
@@ -4771,7 +4771,7 @@
             </w:pPr>
             <w:r>
               <w:rPr>
-                <w:rFonts w:ascii="Markazi Text" w:cs="Markazi Text" w:eastAsia="Markazi Text" w:hAnsi="Markazi Text"/>
+                <w:rFonts w:ascii="Arakom" w:cs="Arakom" w:eastAsia="Arakom" w:hAnsi="Arakom"/>
                 <w:b w:val="false"/>
                 <w:bCs w:val="false"/>
                 <w:color w:val="111111"/>
@@ -4878,7 +4878,7 @@
             </w:pPr>
             <w:r>
               <w:rPr>
-                <w:rFonts w:ascii="Markazi Text" w:cs="Markazi Text" w:eastAsia="Markazi Text" w:hAnsi="Markazi Text"/>
+                <w:rFonts w:ascii="Arakom" w:cs="Arakom" w:eastAsia="Arakom" w:hAnsi="Arakom"/>
                 <w:b w:val="false"/>
                 <w:bCs w:val="false"/>
                 <w:color w:val="111111"/>
@@ -4950,7 +4950,7 @@
             </w:pPr>
             <w:r>
               <w:rPr>
-                <w:rFonts w:ascii="Markazi Text" w:cs="Markazi Text" w:eastAsia="Markazi Text" w:hAnsi="Markazi Text"/>
+                <w:rFonts w:ascii="Arakom" w:cs="Arakom" w:eastAsia="Arakom" w:hAnsi="Arakom"/>
                 <w:b w:val="false"/>
                 <w:bCs w:val="false"/>
                 <w:color w:val="111111"/>
@@ -5022,7 +5022,7 @@
             </w:pPr>
             <w:r>
               <w:rPr>
-                <w:rFonts w:ascii="Markazi Text" w:cs="Markazi Text" w:eastAsia="Markazi Text" w:hAnsi="Markazi Text"/>
+                <w:rFonts w:ascii="Arakom" w:cs="Arakom" w:eastAsia="Arakom" w:hAnsi="Arakom"/>
                 <w:b w:val="false"/>
                 <w:bCs w:val="false"/>
                 <w:color w:val="111111"/>
@@ -5094,7 +5094,7 @@
             </w:pPr>
             <w:r>
               <w:rPr>
-                <w:rFonts w:ascii="Markazi Text" w:cs="Markazi Text" w:eastAsia="Markazi Text" w:hAnsi="Markazi Text"/>
+                <w:rFonts w:ascii="Arakom" w:cs="Arakom" w:eastAsia="Arakom" w:hAnsi="Arakom"/>
                 <w:b w:val="false"/>
                 <w:bCs w:val="false"/>
                 <w:color w:val="111111"/>
@@ -5166,7 +5166,7 @@
             </w:pPr>
             <w:r>
               <w:rPr>
-                <w:rFonts w:ascii="Markazi Text" w:cs="Markazi Text" w:eastAsia="Markazi Text" w:hAnsi="Markazi Text"/>
+                <w:rFonts w:ascii="Arakom" w:cs="Arakom" w:eastAsia="Arakom" w:hAnsi="Arakom"/>
                 <w:b w:val="false"/>
                 <w:bCs w:val="false"/>
                 <w:color w:val="111111"/>
@@ -5435,7 +5435,7 @@
             </w:pPr>
             <w:r>
               <w:rPr>
-                <w:rFonts w:ascii="Markazi Text" w:cs="Markazi Text" w:eastAsia="Markazi Text" w:hAnsi="Markazi Text"/>
+                <w:rFonts w:ascii="Arakom" w:cs="Arakom" w:eastAsia="Arakom" w:hAnsi="Arakom"/>
                 <w:b w:val="false"/>
                 <w:bCs w:val="false"/>
                 <w:color w:val="111111"/>
@@ -5531,7 +5531,7 @@
             </w:pPr>
             <w:r>
               <w:rPr>
-                <w:rFonts w:ascii="Markazi Text" w:cs="Markazi Text" w:eastAsia="Markazi Text" w:hAnsi="Markazi Text"/>
+                <w:rFonts w:ascii="Arakom" w:cs="Arakom" w:eastAsia="Arakom" w:hAnsi="Arakom"/>
                 <w:b w:val="false"/>
                 <w:bCs w:val="false"/>
                 <w:color w:val="111111"/>
@@ -5627,7 +5627,7 @@
             </w:pPr>
             <w:r>
               <w:rPr>
-                <w:rFonts w:ascii="Markazi Text" w:cs="Markazi Text" w:eastAsia="Markazi Text" w:hAnsi="Markazi Text"/>
+                <w:rFonts w:ascii="Arakom" w:cs="Arakom" w:eastAsia="Arakom" w:hAnsi="Arakom"/>
                 <w:b w:val="false"/>
                 <w:bCs w:val="false"/>
                 <w:color w:val="111111"/>
@@ -5723,7 +5723,7 @@
             </w:pPr>
             <w:r>
               <w:rPr>
-                <w:rFonts w:ascii="Markazi Text" w:cs="Markazi Text" w:eastAsia="Markazi Text" w:hAnsi="Markazi Text"/>
+                <w:rFonts w:ascii="Arakom" w:cs="Arakom" w:eastAsia="Arakom" w:hAnsi="Arakom"/>
                 <w:b w:val="false"/>
                 <w:bCs w:val="false"/>
                 <w:color w:val="111111"/>
@@ -5819,7 +5819,7 @@
             </w:pPr>
             <w:r>
               <w:rPr>
-                <w:rFonts w:ascii="Markazi Text" w:cs="Markazi Text" w:eastAsia="Markazi Text" w:hAnsi="Markazi Text"/>
+                <w:rFonts w:ascii="Arakom" w:cs="Arakom" w:eastAsia="Arakom" w:hAnsi="Arakom"/>
                 <w:b w:val="false"/>
                 <w:bCs w:val="false"/>
                 <w:color w:val="111111"/>
@@ -6148,7 +6148,7 @@
             </w:pPr>
             <w:r>
               <w:rPr>
-                <w:rFonts w:ascii="Markazi Text" w:cs="Markazi Text" w:eastAsia="Markazi Text" w:hAnsi="Markazi Text"/>
+                <w:rFonts w:ascii="Arakom" w:cs="Arakom" w:eastAsia="Arakom" w:hAnsi="Arakom"/>
                 <w:b w:val="false"/>
                 <w:bCs w:val="false"/>
                 <w:color w:val="111111"/>
@@ -6244,7 +6244,7 @@
             </w:pPr>
             <w:r>
               <w:rPr>
-                <w:rFonts w:ascii="Markazi Text" w:cs="Markazi Text" w:eastAsia="Markazi Text" w:hAnsi="Markazi Text"/>
+                <w:rFonts w:ascii="Arakom" w:cs="Arakom" w:eastAsia="Arakom" w:hAnsi="Arakom"/>
                 <w:b w:val="false"/>
                 <w:bCs w:val="false"/>
                 <w:color w:val="111111"/>
@@ -6340,7 +6340,7 @@
             </w:pPr>
             <w:r>
               <w:rPr>
-                <w:rFonts w:ascii="Markazi Text" w:cs="Markazi Text" w:eastAsia="Markazi Text" w:hAnsi="Markazi Text"/>
+                <w:rFonts w:ascii="Arakom" w:cs="Arakom" w:eastAsia="Arakom" w:hAnsi="Arakom"/>
                 <w:b w:val="false"/>
                 <w:bCs w:val="false"/>
                 <w:color w:val="111111"/>
@@ -6436,7 +6436,7 @@
             </w:pPr>
             <w:r>
               <w:rPr>
-                <w:rFonts w:ascii="Markazi Text" w:cs="Markazi Text" w:eastAsia="Markazi Text" w:hAnsi="Markazi Text"/>
+                <w:rFonts w:ascii="Arakom" w:cs="Arakom" w:eastAsia="Arakom" w:hAnsi="Arakom"/>
                 <w:b w:val="false"/>
                 <w:bCs w:val="false"/>
                 <w:color w:val="111111"/>
@@ -6532,7 +6532,7 @@
             </w:pPr>
             <w:r>
               <w:rPr>
-                <w:rFonts w:ascii="Markazi Text" w:cs="Markazi Text" w:eastAsia="Markazi Text" w:hAnsi="Markazi Text"/>
+                <w:rFonts w:ascii="Arakom" w:cs="Arakom" w:eastAsia="Arakom" w:hAnsi="Arakom"/>
                 <w:b w:val="false"/>
                 <w:bCs w:val="false"/>
                 <w:color w:val="111111"/>
@@ -6684,7 +6684,7 @@
             </w:pPr>
             <w:r>
               <w:rPr>
-                <w:rFonts w:ascii="Markazi Text" w:cs="Markazi Text" w:eastAsia="Markazi Text" w:hAnsi="Markazi Text"/>
+                <w:rFonts w:ascii="Arakom" w:cs="Arakom" w:eastAsia="Arakom" w:hAnsi="Arakom"/>
                 <w:b w:val="false"/>
                 <w:bCs w:val="false"/>
                 <w:color w:val="111111"/>
@@ -7624,7 +7624,7 @@
             </w:pPr>
             <w:r>
               <w:rPr>
-                <w:rFonts w:ascii="Markazi Text" w:cs="Markazi Text" w:eastAsia="Markazi Text" w:hAnsi="Markazi Text"/>
+                <w:rFonts w:ascii="Arakom" w:cs="Arakom" w:eastAsia="Arakom" w:hAnsi="Arakom"/>
                 <w:b w:val="false"/>
                 <w:bCs w:val="false"/>
                 <w:color w:val="111111"/>
@@ -7812,7 +7812,7 @@
             </w:pPr>
             <w:r>
               <w:rPr>
-                <w:rFonts w:ascii="Markazi Text" w:cs="Markazi Text" w:eastAsia="Markazi Text" w:hAnsi="Markazi Text"/>
+                <w:rFonts w:ascii="Arakom" w:cs="Arakom" w:eastAsia="Arakom" w:hAnsi="Arakom"/>
                 <w:b w:val="false"/>
                 <w:bCs w:val="false"/>
                 <w:color w:val="111111"/>
@@ -7830,7 +7830,7 @@
             </w:pPr>
             <w:r>
               <w:rPr>
-                <w:rFonts w:ascii="Markazi Text" w:cs="Markazi Text" w:eastAsia="Markazi Text" w:hAnsi="Markazi Text"/>
+                <w:rFonts w:ascii="Arakom" w:cs="Arakom" w:eastAsia="Arakom" w:hAnsi="Arakom"/>
                 <w:b w:val="false"/>
                 <w:bCs w:val="false"/>
                 <w:color w:val="111111"/>
@@ -7848,7 +7848,7 @@
             </w:pPr>
             <w:r>
               <w:rPr>
-                <w:rFonts w:ascii="Markazi Text" w:cs="Markazi Text" w:eastAsia="Markazi Text" w:hAnsi="Markazi Text"/>
+                <w:rFonts w:ascii="Arakom" w:cs="Arakom" w:eastAsia="Arakom" w:hAnsi="Arakom"/>
                 <w:b w:val="false"/>
                 <w:bCs w:val="false"/>
                 <w:color w:val="111111"/>
